--- a/preview/docxs/15-modern-teal.docx
+++ b/preview/docxs/15-modern-teal.docx
@@ -508,7 +508,7 @@
         </w:rPr>
         <w:t xml:space="preserve">Demo: </w:t>
       </w:r>
-      <w:hyperlink w:history="1" r:id="rIdmse8zieflsjftc3jc7290">
+      <w:hyperlink w:history="1" r:id="rIdjwrfinwronpubl2cff7v6">
         <w:r>
           <w:rPr>
             <w:color w:val="0d9488"/>
@@ -536,7 +536,7 @@
         </w:rPr>
         <w:t xml:space="preserve">Code: </w:t>
       </w:r>
-      <w:hyperlink w:history="1" r:id="rIdyxrjkzyka5pd8_o4vyoru">
+      <w:hyperlink w:history="1" r:id="rIdgy7laswn5sao0s98c1uka">
         <w:r>
           <w:rPr>
             <w:color w:val="0d9488"/>
@@ -626,7 +626,7 @@
         </w:rPr>
         <w:t xml:space="preserve">Demo: </w:t>
       </w:r>
-      <w:hyperlink w:history="1" r:id="rIdmisz2jg4ulkmjkgwn5d5f">
+      <w:hyperlink w:history="1" r:id="rIdcdgsbr1y_f4ciwcinb3eu">
         <w:r>
           <w:rPr>
             <w:color w:val="0d9488"/>
@@ -1060,7 +1060,7 @@
         </w:rPr>
         <w:t xml:space="preserve">Portfolio: </w:t>
       </w:r>
-      <w:hyperlink w:history="1" r:id="rIdf2mhpfuzshxdjaqqoauu0">
+      <w:hyperlink w:history="1" r:id="rIdijhkan6_vp3p37g1okoe2">
         <w:r>
           <w:rPr>
             <w:color w:val="0d9488"/>
